--- a/klagomål/A 20531-2025 FSC-klagomål.docx
+++ b/klagomål/A 20531-2025 FSC-klagomål.docx
@@ -1276,7 +1276,7 @@
     <w:r>
       <w:tab/>
       <w:tab/>
-      <w:t>2026-09-14</w:t>
+      <w:t>2026-09-15</w:t>
       <w:br/>
       <w:br/>
     </w:r>

--- a/klagomål/A 20531-2025 FSC-klagomål.docx
+++ b/klagomål/A 20531-2025 FSC-klagomål.docx
@@ -1276,7 +1276,7 @@
     <w:r>
       <w:tab/>
       <w:tab/>
-      <w:t>2026-09-15</w:t>
+      <w:t>2026-09-16</w:t>
       <w:br/>
       <w:br/>
     </w:r>

--- a/klagomål/A 20531-2025 FSC-klagomål.docx
+++ b/klagomål/A 20531-2025 FSC-klagomål.docx
@@ -1276,7 +1276,7 @@
     <w:r>
       <w:tab/>
       <w:tab/>
-      <w:t>2026-09-16</w:t>
+      <w:t>2026-09-17</w:t>
       <w:br/>
       <w:br/>
     </w:r>

--- a/klagomål/A 20531-2025 FSC-klagomål.docx
+++ b/klagomål/A 20531-2025 FSC-klagomål.docx
@@ -221,7 +221,7 @@
     </w:p>
     <w:p>
       <w:r>
-        <w:t>I och inom 24 meter från avverkningsanmälan finns fynd av 18 naturvårdsarter, varav 9 är rödlistade, 6 är fridlysta, 11 är typiska (T) och 5 är signalarter (S): garnlav (VU, T), tornseglare (VU, §4), kolflarnlav (NT, T), mörk kolflarnlav (NT), talltagel (NT, T), vedflamlav (NT), vedskivlav (NT, T), violettgrå tagellav (NT, T), vitgrynig nållav (NT), luddlav (S, T), mindre märgborre (S, T), nästlav (S, T), plattlummer (S, T, §9), tibast (S, T), spillkråka (T, §4), kungsfågel (§4), fläcknycklar (§8) och revlummer (§9). Se Figur 1.</w:t>
+        <w:t>I och inom 24 meter från avverkningsanmälan finns fynd av 32 naturvårdsarter, varav 12 är rödlistade, 10 är fridlysta, 20 är typiska (T) och 9 är signalarter (S): garnlav (VU, T), tornseglare (VU, §4), gammelgransskål (NT, T), kolflarnlav (NT, T), mörk kolflarnlav (NT), tallriska (NT), talltagel (NT, T), talltita (NT, §4), vedflamlav (NT), vedskivlav (NT, T), violettgrå tagellav (NT, T), vitgrynig nållav (NT), bronshjon (S, T), luddlav (S, T), mindre märgborre (S, T), nästlav (S, T), plattlummer (S, T, §9), rödgul trumpetsvamp (S), svavelriska (S), tibast (S, T), vågbandad barkbock (S), bergfink (T, §4), brudborste (T), gråsiska (T, §4), kärrfibbla (T), liljekonvalj (T), ormbär (T), spillkråka (T, §4), tjäder (T, §4), kungsfågel (§4), fläcknycklar (§8) och revlummer (§9). Se Figur 1.</w:t>
       </w:r>
     </w:p>
     <w:p>
@@ -292,10 +292,10 @@
         <w:rPr>
           <w:b/>
         </w:rPr>
-        <w:t>Kolflarnlav (NT)</w:t>
-      </w:r>
-      <w:r>
-        <w:t xml:space="preserve"> är brandberoende och växer nästan uteslutande på kolad hård kärnved av tall. Etableringen verkar ske först 100–300 år efter brand och nytt substrat nybildas i mycket begränsad omfattning. Avverkning av tallskog av naturskogskaraktär med spår av återkommande bränder är ett hot och mängden lämplig ved att växa på för arten minskar dels på grund av naturlig nedbrytning men framförallt på grund av att det förstörs i samband med slutavverkningar, gallringar och markberedning. Såväl kolflarnlav som mörk kolflarnlav har glänsande bålfjäll och förekommer främst i tall- och blandbarrskogar av naturskogskaraktär med spår av återkommande bränder. Skogar som dessa hyser höga biologiska värden och bör skyddas. Kolflarnlav är typisk art för </w:t>
+        <w:t>Gammelgransskål (NT)</w:t>
+      </w:r>
+      <w:r>
+        <w:t xml:space="preserve"> är en liten skålsvamp som växer på gamla granar med skrovlig bark. Typiska växtplatser är gransumpskog i myrkanter, bäckdråg, bäckraviner och skuggiga bergssluttningar, men också skog på torrare mark kan hysa arten om beståndet har stark naturskogskaraktär. Bestånd med arten bör behandlas som nyckelbiotoper och sparas vid en slutavverkning. Även gallring bör undvikas. Gammelgransskål är typisk art för </w:t>
       </w:r>
       <w:r>
         <w:rPr>
@@ -304,6 +304,26 @@
         <w:t>9010 Taiga</w:t>
       </w:r>
       <w:r>
+        <w:t xml:space="preserve"> (SLU Artdatabanken, 2024; Nitare &amp; Skogsstyrelsen, 2019).</w:t>
+      </w:r>
+    </w:p>
+    <w:p>
+      <w:r>
+        <w:rPr>
+          <w:b/>
+        </w:rPr>
+        <w:t>Kolflarnlav (NT)</w:t>
+      </w:r>
+      <w:r>
+        <w:t xml:space="preserve"> är brandberoende och växer nästan uteslutande på kolad hård kärnved av tall. Etableringen verkar ske först 100–300 år efter brand och nytt substrat nybildas i mycket begränsad omfattning. Avverkning av tallskog av naturskogskaraktär med spår av återkommande bränder är ett hot och mängden lämplig ved att växa på för arten minskar dels på grund av naturlig nedbrytning men framförallt på grund av att det förstörs i samband med slutavverkningar, gallringar och markberedning. Såväl kolflarnlav som mörk kolflarnlav har glänsande bålfjäll och förekommer främst i tall- och blandbarrskogar av naturskogskaraktär med spår av återkommande bränder. Skogar som dessa hyser höga biologiska värden och bör skyddas. Kolflarnlav är typisk art för </w:t>
+      </w:r>
+      <w:r>
+        <w:rPr>
+          <w:i/>
+        </w:rPr>
+        <w:t>9010 Taiga</w:t>
+      </w:r>
+      <w:r>
         <w:t xml:space="preserve"> (SLU Artdatabanken, 2024).</w:t>
       </w:r>
     </w:p>
@@ -323,6 +343,17 @@
         <w:rPr>
           <w:b/>
         </w:rPr>
+        <w:t>Tallriska (NT)</w:t>
+      </w:r>
+      <w:r>
+        <w:t xml:space="preserve"> bildar mykorrhiza med tall och växer i äldre, mager och torr tallskog med lång trädkontinuitet, såsom tallhedar och sandtallskogar. Arten hotas huvudsakligen av avverkning av äldre tallskogar och på kända lokaler bör slutavverkning, markberedning och gödsling undvikas (SLU Artdatabanken, 2024).</w:t>
+      </w:r>
+    </w:p>
+    <w:p>
+      <w:r>
+        <w:rPr>
+          <w:b/>
+        </w:rPr>
         <w:t>Talltagel (NT)</w:t>
       </w:r>
       <w:r>
@@ -343,6 +374,17 @@
         <w:rPr>
           <w:b/>
         </w:rPr>
+        <w:t>Talltita (NT, §4)</w:t>
+      </w:r>
+      <w:r>
+        <w:t>, rödlistad som nära hotad och prioriterad art i Skogsvårdslagen, har häckningsrevir i anmälan. Arten har minskat kraftigt de senaste 30 åren och minskningstakten innevarande 10-årsperiod beräknas till 20 (10–30) %. Talltitan är synnerligen trogen sitt cirka 15 hektar stora revir och är beroende av flerskiktade olikåldriga skogar för att kunna föda upp sina ungar. Talltitan försvinner om dess livsmiljö kalavverkas (Eggers &amp; Low, 2014; Ekman, 1979; Griesser et al, 2007; Klein, 2020; Siffczyk et al, 2003; SLU Artdatabanken, 2021).</w:t>
+      </w:r>
+    </w:p>
+    <w:p>
+      <w:r>
+        <w:rPr>
+          <w:b/>
+        </w:rPr>
         <w:t>Vedflamlav (NT)</w:t>
       </w:r>
       <w:r>
@@ -414,6 +456,26 @@
         <w:rPr>
           <w:b/>
         </w:rPr>
+        <w:t>Bronshjon</w:t>
+      </w:r>
+      <w:r>
+        <w:t xml:space="preserve"> är en skalbagge vars larvutveckling sker under grov bark på stammar av döda eller döende barrträd, främst gran, i mindre omfattning tall. Arten är knuten till äldre, naturskogslik granskog med inslag av torkande träd. Bronshjon är typisk art för </w:t>
+      </w:r>
+      <w:r>
+        <w:rPr>
+          <w:i/>
+        </w:rPr>
+        <w:t>9010 Taiga</w:t>
+      </w:r>
+      <w:r>
+        <w:t xml:space="preserve"> (SLU Artdatabanken, 2025).</w:t>
+      </w:r>
+    </w:p>
+    <w:p>
+      <w:r>
+        <w:rPr>
+          <w:b/>
+        </w:rPr>
         <w:t>Luddlav</w:t>
       </w:r>
       <w:r>
@@ -530,6 +592,17 @@
         <w:rPr>
           <w:b/>
         </w:rPr>
+        <w:t xml:space="preserve">Rödgul trumpetsvamp </w:t>
+      </w:r>
+      <w:r>
+        <w:t>signalerar kalkrika barrsumpskogar eller avgränsade små mineralrika ytor i barrskogslandskapet, vilka normalt har höga naturvärden. I urbergsbygder är den en bra signalart på känsliga skogsbiotoper (Nitare &amp; Skogsstyrelsen, 2019).</w:t>
+      </w:r>
+    </w:p>
+    <w:p>
+      <w:r>
+        <w:rPr>
+          <w:b/>
+        </w:rPr>
         <w:t>Tibast</w:t>
       </w:r>
       <w:r>
@@ -550,6 +623,155 @@
         <w:rPr>
           <w:b/>
         </w:rPr>
+        <w:t xml:space="preserve">Vågbandad barkbock </w:t>
+      </w:r>
+      <w:r>
+        <w:t>är en långhorning vars larvutveckling sker under bark på nyligen döda stående barrträd, främst gran, mer undantagsvis på tall. Främst i stående träd, särskilt gamla, långsamvuxna granar med grov bark, även i grövre grenar, stubbar eller vindfällen. Arten är starkt knuten till naturskogsliknande granskogar, och gynnas av extrema torrsomrar som försvagar träden. Arten påverkas negativt av brist på kontinuitetsskog och en minskning av populationen pågår eller förväntas ske (SLU Artdatabanken, 2025).</w:t>
+      </w:r>
+    </w:p>
+    <w:p>
+      <w:r>
+        <w:rPr>
+          <w:b/>
+        </w:rPr>
+        <w:t>Bergfink (§4)</w:t>
+      </w:r>
+      <w:r>
+        <w:t xml:space="preserve"> häckar i barr- och blandskog samt i fjällbjörkskog. Den förekommer i Norrland, västra Dalarna och norra Värmland samt sparsamt till sällsynt vidare söderut till mellersta Värmland, norra Västmanland och södra Gästrikland. Bergfink är typisk art för </w:t>
+      </w:r>
+      <w:r>
+        <w:rPr>
+          <w:i/>
+        </w:rPr>
+        <w:t>9040 Fjällbjörkskog</w:t>
+      </w:r>
+      <w:r>
+        <w:t xml:space="preserve"> (SLU Artdatabanken, 2025).</w:t>
+      </w:r>
+    </w:p>
+    <w:p>
+      <w:r>
+        <w:rPr>
+          <w:b/>
+        </w:rPr>
+        <w:t>Brudborste</w:t>
+      </w:r>
+      <w:r>
+        <w:t xml:space="preserve"> är typisk art för </w:t>
+      </w:r>
+      <w:r>
+        <w:rPr>
+          <w:i/>
+        </w:rPr>
+        <w:t xml:space="preserve">9050 Näringsrik granskog, 9040 Fjällbjörkskog, 6530 Lövängar, 6430 Högörtängar </w:t>
+      </w:r>
+      <w:r>
+        <w:t xml:space="preserve">och </w:t>
+      </w:r>
+      <w:r>
+        <w:rPr>
+          <w:i/>
+        </w:rPr>
+        <w:t>6510 Slåtterängar i låglandet</w:t>
+      </w:r>
+      <w:r>
+        <w:t xml:space="preserve"> (SLU Artdatabanken, 2025).</w:t>
+      </w:r>
+    </w:p>
+    <w:p>
+      <w:r>
+        <w:rPr>
+          <w:b/>
+        </w:rPr>
+        <w:t>Gråsiska (§4)</w:t>
+      </w:r>
+      <w:r>
+        <w:t xml:space="preserve"> häckar i barr- och blandskog samt i fjällbjörkskog, stundom även i fjällregionens videbälte. Gråsiska är typisk art för </w:t>
+      </w:r>
+      <w:r>
+        <w:rPr>
+          <w:i/>
+        </w:rPr>
+        <w:t xml:space="preserve">9040 Fjällbjörkskog </w:t>
+      </w:r>
+      <w:r>
+        <w:t>(SLU Artdatabanken, 2025).</w:t>
+      </w:r>
+    </w:p>
+    <w:p>
+      <w:r>
+        <w:rPr>
+          <w:b/>
+        </w:rPr>
+        <w:t>Kärrfibbla</w:t>
+      </w:r>
+      <w:r>
+        <w:t xml:space="preserve"> är typisk art för </w:t>
+      </w:r>
+      <w:r>
+        <w:rPr>
+          <w:i/>
+        </w:rPr>
+        <w:t xml:space="preserve">9050 Näringsrik granskog, 9080 Lövsumpskog </w:t>
+      </w:r>
+      <w:r>
+        <w:t>och</w:t>
+      </w:r>
+      <w:r>
+        <w:rPr>
+          <w:i/>
+        </w:rPr>
+        <w:t xml:space="preserve"> 9040 Fjällbjörkskog </w:t>
+      </w:r>
+      <w:r>
+        <w:t>(SLU Artdatabanken, 2025).</w:t>
+      </w:r>
+    </w:p>
+    <w:p>
+      <w:r>
+        <w:rPr>
+          <w:b/>
+        </w:rPr>
+        <w:t>Liljekonvalj</w:t>
+      </w:r>
+      <w:r>
+        <w:t xml:space="preserve"> är typisk art för </w:t>
+      </w:r>
+      <w:r>
+        <w:rPr>
+          <w:i/>
+        </w:rPr>
+        <w:t>9190 Näringsfattig ekskog</w:t>
+      </w:r>
+      <w:r>
+        <w:t>. På liljekonvalj kan man hitta rostsvampen konvaljerost (NE) (SLU Artdatabanken, 2025).</w:t>
+      </w:r>
+    </w:p>
+    <w:p>
+      <w:r>
+        <w:rPr>
+          <w:b/>
+        </w:rPr>
+        <w:t>Ormbär</w:t>
+      </w:r>
+      <w:r>
+        <w:t xml:space="preserve"> är typisk art för </w:t>
+      </w:r>
+      <w:r>
+        <w:rPr>
+          <w:i/>
+        </w:rPr>
+        <w:t xml:space="preserve">9050 Näringsrik granskog </w:t>
+      </w:r>
+      <w:r>
+        <w:t>(SLU Artdatabanken, 2025).</w:t>
+      </w:r>
+    </w:p>
+    <w:p>
+      <w:r>
+        <w:rPr>
+          <w:b/>
+        </w:rPr>
         <w:t>Spillkråka (§4)</w:t>
       </w:r>
       <w:r>
@@ -572,6 +794,35 @@
       </w:r>
       <w:r>
         <w:t>. Den behöver grova träd, främst tall, asp och bok som boträd. Skogsbruk med korta omloppstider och täta, homogena ungskogar utgör det största hotet. Spillkråka är en nyckelart i skogliga miljöer vars övergivna bohål utnyttjas av flera andra hålhäckande fågelarter och fladdermöss, däribland pärluggla (EN, §4), knipa (§4), salskrake (§4) och skogsduva (§4). Hökuggla (VU, §4) och slaguggla (§4) häckar ofta i högstubbar som brutits av i höjd med ett gammalt spillkråkebo (SLU Artdatabanken, 2026; Skogsstyrelsen, 2016).</w:t>
+      </w:r>
+    </w:p>
+    <w:p>
+      <w:r>
+        <w:rPr>
+          <w:b/>
+        </w:rPr>
+        <w:t>Tjäder (§4)</w:t>
+      </w:r>
+      <w:r>
+        <w:t xml:space="preserve"> omfattas av bilaga 1 och 2 EU:s fågeldirektiv och är typisk art för </w:t>
+      </w:r>
+      <w:r>
+        <w:rPr>
+          <w:i/>
+        </w:rPr>
+        <w:t xml:space="preserve">9010 Taiga </w:t>
+      </w:r>
+      <w:r>
+        <w:t xml:space="preserve">och </w:t>
+      </w:r>
+      <w:r>
+        <w:rPr>
+          <w:i/>
+        </w:rPr>
+        <w:t>9740 Skogsbevuxen myr</w:t>
+      </w:r>
+      <w:r>
+        <w:t>. Tjädern är en utpräglad skogsfågel knuten till större sammanhängande barrskogsområden. Tupparna och hönorna utnyttjar till viss del olika miljöer, och habitatvalet varierar dessutom mellan olika delar av året. För att det ska finnas livskraftiga tjäderbestånd krävs funktionella skogslandskap med en blandning av uppvuxen, gles och luckig skog, täta sumpskogar, myrar och andra små våtmarker. Arten försvinner när skogen fragmenteras och den sammanlagda arealen hyggen och andra öppna områden blir för stor. Ett småskaligt och försiktigt virkesuttag genom hyggesfria metoder kan i vissa fall vara möjligt i området inom 200 m från lekcentrum. Längre ut från lekcentrum, inom 200–500 m bör den avverkade ytan inte överskrida 1 hektar för att undvika alltför stora och snabba förändringar (Skogsstyrelsen, 2019; SLU Artdatabanken, 2024).</w:t>
       </w:r>
     </w:p>
     <w:p>
@@ -659,10 +910,18 @@
         <w:rPr>
           <w:b/>
         </w:rPr>
-        <w:t xml:space="preserve">6.4.3 </w:t>
-      </w:r>
-      <w:r>
-        <w:t>Bevarandeåtgärder genomförs för de kända förekomster av rödlistade arter som påverkas av skogsbruk.</w:t>
+        <w:t xml:space="preserve">6.4.1 </w:t>
+      </w:r>
+      <w:r>
+        <w:t>Följande biotoper undantas från alla skogsbruksåtgärder, förutom åtgärder påkallade för att bevara eller främja biotopens naturliga eller hävdbetingade biologiska mångfald:</w:t>
+      </w:r>
+    </w:p>
+    <w:p>
+      <w:pPr>
+        <w:ind w:left="357"/>
+      </w:pPr>
+      <w:r>
+        <w:t>b) nyckelbiotoper enligt Skogsstyrelsens definition och metod (1995)</w:t>
       </w:r>
     </w:p>
     <w:p>
@@ -680,7 +939,36 @@
         <w:rPr>
           <w:i/>
         </w:rPr>
-        <w:t>I det avverkningsanmälda skogsområdet har 18 naturvårdsarter varav 9 rödlistade arter sina livsmiljöer och växtplatser.</w:t>
+        <w:t>I det avverkningsanmälda skogsområdet har 21 rödlistade arter och signalarter påträffats. Detta ska jämföras med Skogsstyrelsens uppföljning 2017 av nyckelbiotoper som visade att man i genomsnitt hittar 20,6 olika rödlistade arter och signalarter i en nyckelbiotop (Wijk, S. 2017. Biologisk mångfald i nyckelbiotoper – Resultat från inventeringen “Uppföljning biologisk mångfald” 2009–2015. Rapport 4/2017 Skogsstyrelsen, Jönköping).</w:t>
+      </w:r>
+    </w:p>
+    <w:p>
+      <w:r>
+        <w:rPr>
+          <w:b/>
+        </w:rPr>
+        <w:t xml:space="preserve">6.4.3 </w:t>
+      </w:r>
+      <w:r>
+        <w:t>Bevarandeåtgärder genomförs för de kända förekomster av rödlistade arter som påverkas av skogsbruk.</w:t>
+      </w:r>
+    </w:p>
+    <w:p>
+      <w:pPr>
+        <w:pStyle w:val="ListBullet"/>
+      </w:pPr>
+      <w:r>
+        <w:rPr>
+          <w:b/>
+          <w:i/>
+        </w:rPr>
+        <w:t xml:space="preserve">Kommentar: </w:t>
+      </w:r>
+      <w:r>
+        <w:rPr>
+          <w:i/>
+        </w:rPr>
+        <w:t>I det avverkningsanmälda skogsområdet har 32 naturvårdsarter varav 12 rödlistade arter sina livsmiljöer och växtplatser.</w:t>
       </w:r>
     </w:p>
     <w:p>
@@ -887,45 +1175,27 @@
         <w:pStyle w:val="Heading1"/>
       </w:pPr>
       <w:r>
-        <w:t>Mindre märgborre – ekologi samt krav på livsmiljön</w:t>
+        <w:t>Talltita – ekologi samt krav på livsmiljön</w:t>
       </w:r>
     </w:p>
     <w:p>
       <w:r>
-        <w:t xml:space="preserve">Mindre märgborre är en signalart för tallskog med höga naturvärden och kan lätt konstateras genom sina karaktäristiska måsvingeliknande gnagspår som ofta hittas på grova tallgrenar på marken. Mindre märgborre betraktas tillsammans med skarptandad barkborre som nyckelarter, eftersom en rad sällsynta efterföljande arter är beroende av deras gångsystem. Bland dessa kan nämnas åtgärdsprogramsarterna avlång barkborre (VU), </w:t>
-      </w:r>
-      <w:r>
-        <w:rPr>
-          <w:i/>
-        </w:rPr>
-        <w:t>Corticeus longulus</w:t>
-      </w:r>
-      <w:r>
-        <w:t xml:space="preserve"> (VU), tallgångbagge (VU), cholodkovskys bastborre (NT) och tallbarksvartbagge (NT) (Pettersson, 2014; Gunnarsson m fl., 1999).</w:t>
+        <w:t>Talltita är rödlistad som NT, fridlyst och prioriterad art i Skogsvårdslagen. Den omfattas av EU:s fågeldirektiv. Arten har minskat kraftigt de senaste 30 åren och minskningstakten innevarande 10-årsperiod beräknas till 20 (10–30) % (SLU Artdatabanken, 2022).</w:t>
       </w:r>
     </w:p>
     <w:p>
       <w:r>
-        <w:t>Tallskogar tillhör de livsmiljöer som förändrats i stor skala, där många kvadratmil har omvandlats till unga produktionsskogar. I sådana skogar saknas förutsättningar för de ovannämnda sällsynta barkborrarna och alltmer kunskap tyder på att skogsbrukets omvandling av skogslandskapet, missgynnar åtgärdsprogrammets arter även inne i skyddade områden (Hedgren, 2012; Hedgren m.fl., 2010; Wikars m.fl., 2010; Wikars, 2009). Orsaken är sannolikt att dagens intensiva skogsbruk trivialiserar faunan på nydöda träd. Detta sker genom att generalister förökas upp i sådan grad i den brukade skogen att dessa även kommer att dominera i de för hållandevis små och fragmenterade områden som avsätts för naturvård (Appelqvist, 2005; Janzen, 1983; Ås, 1999).</w:t>
+        <w:t>Talltita föredrar större sammanhängande barrskogar, och finns såväl i tallskog som granskog och i lövblandad barrskog. Skogens struktur är viktig och ska helst vara flerskiktad med riklig underväxt av mindre granar, björk och andra lövträd och buskar. Tillgång på murknande högstubbar är särskilt viktig, eftersom talltitan helst själv hackar ut sitt bohål (SLU Artdatabanken, 2022).</w:t>
       </w:r>
     </w:p>
     <w:p>
       <w:r>
-        <w:t>Ett tydligt exempel på en generalist som gynnas av dagens skogsbruk är större märgborre på nydöd tall. Denna utvecklas förutom i vindfällen gärna i avverkningsavfall, inklusive avverkningsstubbar och röjningsstammar. Därmed har den större märgborren möjlighet att upprätthålla stora och stabila populationer på huvuddelen av landets skogsmark, vilket leder till en trivialisering av faunan. Större märgborre inverkar sannolikt direkt negativt på arter som tolvtandad barkborre (EN) och avlång barkborre (VU), och indirekt på de som är gynnade av blånadssvampar, dvs. följearter till framförallt mindre märgborre och skarptandad barkborre. De barkborrar som missgynnas av större märgborre är i mycket högre grad gynnade av tallar som dör genom självgallring, dvs. i normalfallet skog som inte används till skogsproduktion (Pettersson, 2014; Wikars, skriftl.).</w:t>
+        <w:t>Det finns flera studier som visar att talltita är känslig för gallring och inte överlever när dess livsmiljö kalavverkas (Eggers and Low, 2014; Griesser et al., 2007; Klein, 2020). Talltitans revir är förhållandevis stora, 10–20 hektar och arten missgynnas när skogen fragmenteras. Kalavverkning av större delar av reviret innebär att det överges (Artdatabanken, 2021).</w:t>
       </w:r>
     </w:p>
     <w:p>
       <w:r>
-        <w:t xml:space="preserve">Rika förekomster av främst mindre märgborre men även skarptandad barkborre är en signal för artrikedom och inventeringar har visat att det är i skogar med en naturlig självgallring som det skapas förutsättningar för dessa arter samt de efterföljande åtgärdsprogramsarterna (Pettersson, 2014; Hedgren, 2012). Tallskogar med stark förekomst av mindre märgborre och skarptandad barkborre bör avsättas som reservat. Generellt bör hänsyn tas vid slutavverkning av talldominerad skog så att avverkningsrester som gren- och toppdelar (s.k. GROT) lämnas. Mindre märgborre är typisk art för </w:t>
-      </w:r>
-      <w:r>
-        <w:rPr>
-          <w:i/>
-        </w:rPr>
-        <w:t>9060 Åsbarrskog</w:t>
-      </w:r>
-      <w:r>
-        <w:t xml:space="preserve"> (Pettersson, 2014; SLU Artdatabanken, 2026).</w:t>
+        <w:t>Talltitan är synnerligen trogen sitt revir så länge paret lever och biotopen förblir intakt. Paret stannar i sitt revir året om. En förlust av ett revir har därför en stor inverkan på den lokala populationen och trakthyggesbruket anses vara orsak till den svenska populationens kraftiga minskning. Talltiteparets revirtrohet innebär att närhelst under året man observerar en adult talltita så ingår denna plats i reviret (Siffczyk et al., 2003; Ekman, 1979).</w:t>
       </w:r>
     </w:p>
     <w:p>
@@ -933,110 +1203,82 @@
         <w:pStyle w:val="Heading2"/>
       </w:pPr>
       <w:r>
-        <w:t>Referenser – mindre märgborre</w:t>
+        <w:t>Referenser – talltita</w:t>
       </w:r>
     </w:p>
     <w:p>
       <w:r>
-        <w:t xml:space="preserve">Appelqvist, T., 2005. </w:t>
+        <w:t xml:space="preserve">Eggers, S., Low, M., 2014. </w:t>
       </w:r>
       <w:r>
         <w:rPr>
           <w:i/>
         </w:rPr>
-        <w:t>Naturvårdsbiologisk forskning. Underlag för områdesskydd i landskapet.</w:t>
-      </w:r>
-      <w:r>
-        <w:t xml:space="preserve"> Naturvårdsverket, Rapport 5452.</w:t>
+        <w:t xml:space="preserve">Differential demographic responses of sympatric Parids to vegetation management in boreal forest. </w:t>
+      </w:r>
+      <w:r>
+        <w:t>For. Ecol. Manage. 319, 169–175.</w:t>
       </w:r>
     </w:p>
     <w:p>
       <w:r>
-        <w:t xml:space="preserve">Gunnarsson, B., Pettersson, R. B., Hake, M. och Hultengren, S. &amp; Sjöberg, K., 1999. </w:t>
+        <w:t xml:space="preserve">Ekman, J., 1979. </w:t>
       </w:r>
       <w:r>
         <w:rPr>
           <w:i/>
         </w:rPr>
-        <w:t xml:space="preserve">Spindlar och skalbaggar som indikatorer i barrskog. </w:t>
-      </w:r>
-      <w:r>
-        <w:t>Skog &amp; Forskning, Nr. 2/99, s. 46–51.</w:t>
+        <w:t xml:space="preserve">Coherence, composition and territories of winter social groups of the Willow Tit Parus montanus and the Crested Tit P. cristatus. </w:t>
+      </w:r>
+      <w:r>
+        <w:t>Ornis Scandinavica, 10, pp 56–68</w:t>
       </w:r>
     </w:p>
     <w:p>
       <w:r>
-        <w:t xml:space="preserve">Hedgren, O., 2012. </w:t>
+        <w:t xml:space="preserve">Griesser, M., Nystrand, M., Eggers, S., Ekman, J., 2007. </w:t>
       </w:r>
       <w:r>
         <w:rPr>
           <w:i/>
         </w:rPr>
-        <w:t>Hotade insekter på tallved i Dalarna.</w:t>
-      </w:r>
-      <w:r>
-        <w:t xml:space="preserve"> Länsstyrelsen Dalarna, Naturvårdsenheten. Rapport 2012:16.</w:t>
+        <w:t xml:space="preserve">Impact of forestry practices on fitness correlates and population productivity in an open-nesting bird species. </w:t>
+      </w:r>
+      <w:r>
+        <w:t>Conserv. Biol. 21, 767–774. https://doi.org/10.1111/j.1523- 1739.2007.00675.x</w:t>
       </w:r>
     </w:p>
     <w:p>
       <w:r>
-        <w:t xml:space="preserve">Hedgren, O. 2010. </w:t>
+        <w:t xml:space="preserve">Klein, J., 2020. </w:t>
       </w:r>
       <w:r>
         <w:rPr>
           <w:i/>
         </w:rPr>
-        <w:t>Vedinsekter i tallskog och på brandfält i Värmland.</w:t>
-      </w:r>
-      <w:r>
-        <w:t xml:space="preserve"> Länsstyrelsen Värmland, Stencil, 39 s.</w:t>
+        <w:t xml:space="preserve">The forgotten forest – On thinning, retention, and biodiversity in the boreal forest. </w:t>
+      </w:r>
+      <w:r>
+        <w:t>Doctoral Thesis No. 2020:50</w:t>
       </w:r>
     </w:p>
     <w:p>
       <w:r>
-        <w:t xml:space="preserve">Janzen, D. H., 1983. </w:t>
+        <w:t xml:space="preserve">Siffczyk, C., Brotons, L., Kangas, K., Orell, M., 2003. </w:t>
       </w:r>
       <w:r>
         <w:rPr>
           <w:i/>
         </w:rPr>
-        <w:t>No park is an island: Increase in interference from outside as park size decreases</w:t>
-      </w:r>
-      <w:r>
-        <w:t>. Oikos 41: 402–410.</w:t>
+        <w:t xml:space="preserve">Home range size of willow tits. </w:t>
+      </w:r>
+      <w:r>
+        <w:t>Oecologica, 136, 635–642 (2003)</w:t>
       </w:r>
     </w:p>
     <w:p>
       <w:r>
-        <w:t xml:space="preserve">Jonsell, M., Weslien, J. &amp; Ehn ström, B., 1998. </w:t>
-      </w:r>
-      <w:r>
-        <w:rPr>
-          <w:i/>
-        </w:rPr>
-        <w:t>Substrate requirements of red-listed saproxylic invertebrates in Sweden</w:t>
-      </w:r>
-      <w:r>
-        <w:t>. Biodiversity and Conserv. 7: 749–764.</w:t>
-      </w:r>
-    </w:p>
-    <w:p>
-      <w:r>
-        <w:t xml:space="preserve">Pettersson, R. B., 2014). </w:t>
-      </w:r>
-      <w:r>
-        <w:rPr>
-          <w:i/>
-        </w:rPr>
-        <w:t>Åtgärdsprogram för skalbaggar på nyligen död tall, 2014–2018.</w:t>
-      </w:r>
-      <w:r>
-        <w:t xml:space="preserve"> Rapport 6599. Bromma: Naturvårdsverket.</w:t>
-      </w:r>
-    </w:p>
-    <w:p>
-      <w:r>
-        <w:t xml:space="preserve">SLU Artdatabanken, 2026. </w:t>
+        <w:t xml:space="preserve">SLU Artdatabanken, 2021. </w:t>
       </w:r>
       <w:r>
         <w:rPr>
@@ -1045,35 +1287,7 @@
         <w:t xml:space="preserve">Artfaktablad. Naturvård – artfakta. </w:t>
       </w:r>
       <w:r>
-        <w:t>SLU Artdatabanken, Uppsala.</w:t>
-      </w:r>
-    </w:p>
-    <w:p>
-      <w:r>
-        <w:t xml:space="preserve">Wikars, L.-O., Hansson, J. &amp; Hedgren, O., 2010. </w:t>
-      </w:r>
-      <w:r>
-        <w:rPr>
-          <w:i/>
-        </w:rPr>
-        <w:t>Inventering av vedlevande skalbaggar – tallskogar i Örebro län.</w:t>
-      </w:r>
-      <w:r>
-        <w:t xml:space="preserve"> Länsstyrelsen i Örebro län, publ.nr. 2010:2.</w:t>
-      </w:r>
-    </w:p>
-    <w:p>
-      <w:r>
-        <w:t xml:space="preserve">Wikars, L.-O., 2009. </w:t>
-      </w:r>
-      <w:r>
-        <w:rPr>
-          <w:i/>
-        </w:rPr>
-        <w:t>Vedskalbaggar i Hamra nationalpark, Gävleborgs län.</w:t>
-      </w:r>
-      <w:r>
-        <w:t xml:space="preserve"> Länsstyrelsen Gävleborg, Rapport 2009:14.</w:t>
+        <w:t>SLU Artdatabanken, Uppsala</w:t>
       </w:r>
     </w:p>
     <w:p>
@@ -1081,35 +1295,45 @@
         <w:pStyle w:val="Heading1"/>
       </w:pPr>
       <w:r>
-        <w:t>Spillkråka – ekologi samt krav på livsmiljön</w:t>
+        <w:t>Mindre märgborre – ekologi samt krav på livsmiljön</w:t>
       </w:r>
     </w:p>
     <w:p>
       <w:r>
-        <w:t xml:space="preserve">Spillkråka (§4) ingår i bilaga 1 EU:s fågeldirektiv och är typisk art för </w:t>
+        <w:t xml:space="preserve">Mindre märgborre är en signalart för tallskog med höga naturvärden och kan lätt konstateras genom sina karaktäristiska måsvingeliknande gnagspår som ofta hittas på grova tallgrenar på marken. Mindre märgborre betraktas tillsammans med skarptandad barkborre som nyckelarter, eftersom en rad sällsynta efterföljande arter är beroende av deras gångsystem. Bland dessa kan nämnas åtgärdsprogramsarterna avlång barkborre (VU), </w:t>
       </w:r>
       <w:r>
         <w:rPr>
           <w:i/>
         </w:rPr>
-        <w:t xml:space="preserve">9010 Taiga </w:t>
-      </w:r>
-      <w:r>
-        <w:t>och</w:t>
+        <w:t>Corticeus longulus</w:t>
+      </w:r>
+      <w:r>
+        <w:t xml:space="preserve"> (VU), tallgångbagge (VU), cholodkovskys bastborre (NT) och tallbarksvartbagge (NT) (Pettersson, 2014; Gunnarsson m fl., 1999).</w:t>
+      </w:r>
+    </w:p>
+    <w:p>
+      <w:r>
+        <w:t>Tallskogar tillhör de livsmiljöer som förändrats i stor skala, där många kvadratmil har omvandlats till unga produktionsskogar. I sådana skogar saknas förutsättningar för de ovannämnda sällsynta barkborrarna och alltmer kunskap tyder på att skogsbrukets omvandling av skogslandskapet, missgynnar åtgärdsprogrammets arter även inne i skyddade områden (Hedgren, 2012; Hedgren m.fl., 2010; Wikars m.fl., 2010; Wikars, 2009). Orsaken är sannolikt att dagens intensiva skogsbruk trivialiserar faunan på nydöda träd. Detta sker genom att generalister förökas upp i sådan grad i den brukade skogen att dessa även kommer att dominera i de för hållandevis små och fragmenterade områden som avsätts för naturvård (Appelqvist, 2005; Janzen, 1983; Ås, 1999).</w:t>
+      </w:r>
+    </w:p>
+    <w:p>
+      <w:r>
+        <w:t>Ett tydligt exempel på en generalist som gynnas av dagens skogsbruk är större märgborre på nydöd tall. Denna utvecklas förutom i vindfällen gärna i avverkningsavfall, inklusive avverkningsstubbar och röjningsstammar. Därmed har den större märgborren möjlighet att upprätthålla stora och stabila populationer på huvuddelen av landets skogsmark, vilket leder till en trivialisering av faunan. Större märgborre inverkar sannolikt direkt negativt på arter som tolvtandad barkborre (EN) och avlång barkborre (VU), och indirekt på de som är gynnade av blånadssvampar, dvs. följearter till framförallt mindre märgborre och skarptandad barkborre. De barkborrar som missgynnas av större märgborre är i mycket högre grad gynnade av tallar som dör genom självgallring, dvs. i normalfallet skog som inte används till skogsproduktion (Pettersson, 2014; Wikars, skriftl.).</w:t>
+      </w:r>
+    </w:p>
+    <w:p>
+      <w:r>
+        <w:t xml:space="preserve">Rika förekomster av främst mindre märgborre men även skarptandad barkborre är en signal för artrikedom och inventeringar har visat att det är i skogar med en naturlig självgallring som det skapas förutsättningar för dessa arter samt de efterföljande åtgärdsprogramsarterna (Pettersson, 2014; Hedgren, 2012). Tallskogar med stark förekomst av mindre märgborre och skarptandad barkborre bör avsättas som reservat. Generellt bör hänsyn tas vid slutavverkning av talldominerad skog så att avverkningsrester som gren- och toppdelar (s.k. GROT) lämnas. Mindre märgborre är typisk art för </w:t>
       </w:r>
       <w:r>
         <w:rPr>
           <w:i/>
         </w:rPr>
-        <w:t xml:space="preserve"> 9740 Skogsbevuxen myr</w:t>
-      </w:r>
-      <w:r>
-        <w:t>. Den lever i både barr- och blandskog liksom i ren lövskog. De tätaste populationerna tenderar att finnas i äldre, variationsrik blandskog med gott om död ved och gamla träd. Varje par utnyttjar 400–1000 hektar skog beroende på skogens kvalitet. Skogsbruk med korta omloppstider och täta, homogena ungskogar utgör det största hotet (SLU Artdatabanken, 2026).</w:t>
-      </w:r>
-    </w:p>
-    <w:p>
-      <w:r>
-        <w:t>Spillkråka är en nyckelart i skogliga miljöer vars övergivna bohål utnyttjas av flera andra hålhäckande fågelarter och fladdermöss, däribland pärluggla (EN, §4), knipa (§4), salskrake (§4) och skogsduva (§4). Hökuggla (VU, §4) och slaguggla (§4) häckar ofta i högstubbar som brutits av i höjd med ett gammalt spillkråkebo (Skogsstyrelsen, 2016).</w:t>
+        <w:t>9060 Åsbarrskog</w:t>
+      </w:r>
+      <w:r>
+        <w:t xml:space="preserve"> (Pettersson, 2014; SLU Artdatabanken, 2026).</w:t>
       </w:r>
     </w:p>
     <w:p>
@@ -1117,6 +1341,190 @@
         <w:pStyle w:val="Heading2"/>
       </w:pPr>
       <w:r>
+        <w:t>Referenser – mindre märgborre</w:t>
+      </w:r>
+    </w:p>
+    <w:p>
+      <w:r>
+        <w:t xml:space="preserve">Appelqvist, T., 2005. </w:t>
+      </w:r>
+      <w:r>
+        <w:rPr>
+          <w:i/>
+        </w:rPr>
+        <w:t>Naturvårdsbiologisk forskning. Underlag för områdesskydd i landskapet.</w:t>
+      </w:r>
+      <w:r>
+        <w:t xml:space="preserve"> Naturvårdsverket, Rapport 5452.</w:t>
+      </w:r>
+    </w:p>
+    <w:p>
+      <w:r>
+        <w:t xml:space="preserve">Gunnarsson, B., Pettersson, R. B., Hake, M. och Hultengren, S. &amp; Sjöberg, K., 1999. </w:t>
+      </w:r>
+      <w:r>
+        <w:rPr>
+          <w:i/>
+        </w:rPr>
+        <w:t xml:space="preserve">Spindlar och skalbaggar som indikatorer i barrskog. </w:t>
+      </w:r>
+      <w:r>
+        <w:t>Skog &amp; Forskning, Nr. 2/99, s. 46–51.</w:t>
+      </w:r>
+    </w:p>
+    <w:p>
+      <w:r>
+        <w:t xml:space="preserve">Hedgren, O., 2012. </w:t>
+      </w:r>
+      <w:r>
+        <w:rPr>
+          <w:i/>
+        </w:rPr>
+        <w:t>Hotade insekter på tallved i Dalarna.</w:t>
+      </w:r>
+      <w:r>
+        <w:t xml:space="preserve"> Länsstyrelsen Dalarna, Naturvårdsenheten. Rapport 2012:16.</w:t>
+      </w:r>
+    </w:p>
+    <w:p>
+      <w:r>
+        <w:t xml:space="preserve">Hedgren, O. 2010. </w:t>
+      </w:r>
+      <w:r>
+        <w:rPr>
+          <w:i/>
+        </w:rPr>
+        <w:t>Vedinsekter i tallskog och på brandfält i Värmland.</w:t>
+      </w:r>
+      <w:r>
+        <w:t xml:space="preserve"> Länsstyrelsen Värmland, Stencil, 39 s.</w:t>
+      </w:r>
+    </w:p>
+    <w:p>
+      <w:r>
+        <w:t xml:space="preserve">Janzen, D. H., 1983. </w:t>
+      </w:r>
+      <w:r>
+        <w:rPr>
+          <w:i/>
+        </w:rPr>
+        <w:t>No park is an island: Increase in interference from outside as park size decreases</w:t>
+      </w:r>
+      <w:r>
+        <w:t>. Oikos 41: 402–410.</w:t>
+      </w:r>
+    </w:p>
+    <w:p>
+      <w:r>
+        <w:t xml:space="preserve">Jonsell, M., Weslien, J. &amp; Ehn ström, B., 1998. </w:t>
+      </w:r>
+      <w:r>
+        <w:rPr>
+          <w:i/>
+        </w:rPr>
+        <w:t>Substrate requirements of red-listed saproxylic invertebrates in Sweden</w:t>
+      </w:r>
+      <w:r>
+        <w:t>. Biodiversity and Conserv. 7: 749–764.</w:t>
+      </w:r>
+    </w:p>
+    <w:p>
+      <w:r>
+        <w:t xml:space="preserve">Pettersson, R. B., 2014). </w:t>
+      </w:r>
+      <w:r>
+        <w:rPr>
+          <w:i/>
+        </w:rPr>
+        <w:t>Åtgärdsprogram för skalbaggar på nyligen död tall, 2014–2018.</w:t>
+      </w:r>
+      <w:r>
+        <w:t xml:space="preserve"> Rapport 6599. Bromma: Naturvårdsverket.</w:t>
+      </w:r>
+    </w:p>
+    <w:p>
+      <w:r>
+        <w:t xml:space="preserve">SLU Artdatabanken, 2026. </w:t>
+      </w:r>
+      <w:r>
+        <w:rPr>
+          <w:i/>
+        </w:rPr>
+        <w:t xml:space="preserve">Artfaktablad. Naturvård – artfakta. </w:t>
+      </w:r>
+      <w:r>
+        <w:t>SLU Artdatabanken, Uppsala.</w:t>
+      </w:r>
+    </w:p>
+    <w:p>
+      <w:r>
+        <w:t xml:space="preserve">Wikars, L.-O., Hansson, J. &amp; Hedgren, O., 2010. </w:t>
+      </w:r>
+      <w:r>
+        <w:rPr>
+          <w:i/>
+        </w:rPr>
+        <w:t>Inventering av vedlevande skalbaggar – tallskogar i Örebro län.</w:t>
+      </w:r>
+      <w:r>
+        <w:t xml:space="preserve"> Länsstyrelsen i Örebro län, publ.nr. 2010:2.</w:t>
+      </w:r>
+    </w:p>
+    <w:p>
+      <w:r>
+        <w:t xml:space="preserve">Wikars, L.-O., 2009. </w:t>
+      </w:r>
+      <w:r>
+        <w:rPr>
+          <w:i/>
+        </w:rPr>
+        <w:t>Vedskalbaggar i Hamra nationalpark, Gävleborgs län.</w:t>
+      </w:r>
+      <w:r>
+        <w:t xml:space="preserve"> Länsstyrelsen Gävleborg, Rapport 2009:14.</w:t>
+      </w:r>
+    </w:p>
+    <w:p>
+      <w:pPr>
+        <w:pStyle w:val="Heading1"/>
+      </w:pPr>
+      <w:r>
+        <w:t>Spillkråka – ekologi samt krav på livsmiljön</w:t>
+      </w:r>
+    </w:p>
+    <w:p>
+      <w:r>
+        <w:t xml:space="preserve">Spillkråka (§4) ingår i bilaga 1 EU:s fågeldirektiv och är typisk art för </w:t>
+      </w:r>
+      <w:r>
+        <w:rPr>
+          <w:i/>
+        </w:rPr>
+        <w:t xml:space="preserve">9010 Taiga </w:t>
+      </w:r>
+      <w:r>
+        <w:t>och</w:t>
+      </w:r>
+      <w:r>
+        <w:rPr>
+          <w:i/>
+        </w:rPr>
+        <w:t xml:space="preserve"> 9740 Skogsbevuxen myr</w:t>
+      </w:r>
+      <w:r>
+        <w:t>. Den lever i både barr- och blandskog liksom i ren lövskog. De tätaste populationerna tenderar att finnas i äldre, variationsrik blandskog med gott om död ved och gamla träd. Varje par utnyttjar 400–1000 hektar skog beroende på skogens kvalitet. Skogsbruk med korta omloppstider och täta, homogena ungskogar utgör det största hotet (SLU Artdatabanken, 2026).</w:t>
+      </w:r>
+    </w:p>
+    <w:p>
+      <w:r>
+        <w:t>Spillkråka är en nyckelart i skogliga miljöer vars övergivna bohål utnyttjas av flera andra hålhäckande fågelarter och fladdermöss, däribland pärluggla (EN, §4), knipa (§4), salskrake (§4) och skogsduva (§4). Hökuggla (VU, §4) och slaguggla (§4) häckar ofta i högstubbar som brutits av i höjd med ett gammalt spillkråkebo (Skogsstyrelsen, 2016).</w:t>
+      </w:r>
+    </w:p>
+    <w:p>
+      <w:pPr>
+        <w:pStyle w:val="Heading2"/>
+      </w:pPr>
+      <w:r>
         <w:t>Referenser – spillkråka</w:t>
       </w:r>
     </w:p>
@@ -1146,6 +1554,75 @@
       </w:r>
       <w:r>
         <w:t>SLU Artdatabanken, Uppsala.</w:t>
+      </w:r>
+    </w:p>
+    <w:p>
+      <w:pPr>
+        <w:pStyle w:val="Heading1"/>
+      </w:pPr>
+      <w:r>
+        <w:t>Tjäder – ekologi samt krav på livsmiljön</w:t>
+      </w:r>
+    </w:p>
+    <w:p>
+      <w:r>
+        <w:t xml:space="preserve">Tjäder (§4) omfattas av bilaga 1 och 2 EU:s fågeldirektiv och är typisk art för </w:t>
+      </w:r>
+      <w:r>
+        <w:rPr>
+          <w:i/>
+        </w:rPr>
+        <w:t xml:space="preserve">9010 Taiga </w:t>
+      </w:r>
+      <w:r>
+        <w:t xml:space="preserve">och </w:t>
+      </w:r>
+      <w:r>
+        <w:rPr>
+          <w:i/>
+        </w:rPr>
+        <w:t>9740 Skogsbevuxen myr</w:t>
+      </w:r>
+      <w:r>
+        <w:t>. Tjädern är en utpräglad skogsfågel knuten till större sammanhängande barrskogsområden. Tupparna och hönorna utnyttjar till viss del olika miljöer, och habitatvalet varierar dessutom mellan olika delar av året. För att det ska finnas livskraftiga tjäderbestånd krävs funktionella skogslandskap med en blandning av uppvuxen, gles och luckig skog, täta sumpskogar, myrar och andra små våtmarker (Skogsstyrelsen, 2019; SLU Artdatabanken 2024).</w:t>
+      </w:r>
+    </w:p>
+    <w:p>
+      <w:r>
+        <w:t>Arten försvinner när skogen fragmenteras och den sammanlagda arealen hyggen och andra öppna områden blir för stor. Ett småskaligt och försiktigt virkesuttag genom hyggesfria metoder kan i vissa fall vara möjligt i området inom 200 m från lekcentrum. Längre ut från lekcentrum, inom 200–500 m bör den avverkade ytan inte överskrida 1 hektar för att undvika alltför stora och snabba förändringar (Skogsstyrelsen, 2019).</w:t>
+      </w:r>
+    </w:p>
+    <w:p>
+      <w:pPr>
+        <w:pStyle w:val="Heading2"/>
+      </w:pPr>
+      <w:r>
+        <w:t>Referenser – tjäder</w:t>
+      </w:r>
+    </w:p>
+    <w:p>
+      <w:r>
+        <w:t xml:space="preserve">Skogsstyrelsen, 2019. </w:t>
+      </w:r>
+      <w:r>
+        <w:rPr>
+          <w:i/>
+        </w:rPr>
+        <w:t>Vägledning för hänsyn till fåglar – tjäder.</w:t>
+      </w:r>
+    </w:p>
+    <w:p>
+      <w:r>
+        <w:t xml:space="preserve">SLU Artdatabanken, 2024. </w:t>
+      </w:r>
+      <w:r>
+        <w:rPr>
+          <w:i/>
+        </w:rPr>
+        <w:t xml:space="preserve">Artfaktablad. Naturvård – artfakta. </w:t>
+      </w:r>
+      <w:r>
+        <w:t>SLU Artdatabanken, Uppsala</w:t>
       </w:r>
     </w:p>
     <w:sectPr>
@@ -1276,7 +1753,7 @@
     <w:r>
       <w:tab/>
       <w:tab/>
-      <w:t>2026-09-17</w:t>
+      <w:t>2026-09-18</w:t>
       <w:br/>
       <w:br/>
     </w:r>

--- a/klagomål/A 20531-2025 FSC-klagomål.docx
+++ b/klagomål/A 20531-2025 FSC-klagomål.docx
@@ -178,7 +178,7 @@
       <w:r>
         <w:drawing>
           <wp:inline xmlns:a="http://schemas.openxmlformats.org/drawingml/2006/main" xmlns:pic="http://schemas.openxmlformats.org/drawingml/2006/picture">
-            <wp:extent cx="5486400" cy="4778636"/>
+            <wp:extent cx="5486400" cy="4708176"/>
             <wp:docPr id="1" name="Picture 1"/>
             <wp:cNvGraphicFramePr>
               <a:graphicFrameLocks noChangeAspect="1"/>
@@ -199,7 +199,7 @@
                   <pic:spPr>
                     <a:xfrm>
                       <a:off x="0" y="0"/>
-                      <a:ext cx="5486400" cy="4778636"/>
+                      <a:ext cx="5486400" cy="4708176"/>
                     </a:xfrm>
                     <a:prstGeom prst="rect"/>
                   </pic:spPr>
@@ -221,7 +221,7 @@
     </w:p>
     <w:p>
       <w:r>
-        <w:t>I och inom 24 meter från avverkningsanmälan finns fynd av 32 naturvårdsarter, varav 12 är rödlistade, 10 är fridlysta, 20 är typiska (T) och 9 är signalarter (S): garnlav (VU, T), tornseglare (VU, §4), gammelgransskål (NT, T), kolflarnlav (NT, T), mörk kolflarnlav (NT), tallriska (NT), talltagel (NT, T), talltita (NT, §4), vedflamlav (NT), vedskivlav (NT, T), violettgrå tagellav (NT, T), vitgrynig nållav (NT), bronshjon (S, T), luddlav (S, T), mindre märgborre (S, T), nästlav (S, T), plattlummer (S, T, §9), rödgul trumpetsvamp (S), svavelriska (S), tibast (S, T), vågbandad barkbock (S), bergfink (T, §4), brudborste (T), gråsiska (T, §4), kärrfibbla (T), liljekonvalj (T), ormbär (T), spillkråka (T, §4), tjäder (T, §4), kungsfågel (§4), fläcknycklar (§8) och revlummer (§9). Se Figur 1.</w:t>
+        <w:t>I och inom 24 meter från avverkningsanmälan finns fynd av 33 naturvårdsarter, varav 13 är rödlistade, 11 är fridlysta, 21 är typiska (T) och 9 är signalarter (S): garnlav (VU, T), tornseglare (VU, §4), gammelgransskål (NT, T), kolflarnlav (NT, T), mörk kolflarnlav (NT), tallriska (NT), talltagel (NT, T), talltita (NT, §4), tretåig hackspett (NT, T, §4), vedflamlav (NT), vedskivlav (NT, T), violettgrå tagellav (NT, T), vitgrynig nållav (NT), bronshjon (S, T), luddlav (S, T), mindre märgborre (S, T), nästlav (S, T), plattlummer (S, T, §9), rödgul trumpetsvamp (S), svavelriska (S), tibast (S, T), vågbandad barkbock (S), bergfink (T, §4), brudborste (T), gråsiska (T, §4), kärrfibbla (T), liljekonvalj (T), ormbär (T), spillkråka (T, §4), tjäder (T, §4), kungsfågel (§4), fläcknycklar (§8) och revlummer (§9). Se Figur 1.</w:t>
       </w:r>
     </w:p>
     <w:p>
@@ -385,6 +385,35 @@
         <w:rPr>
           <w:b/>
         </w:rPr>
+        <w:t>Tretåig hackspett (NT, §4)</w:t>
+      </w:r>
+      <w:r>
+        <w:t xml:space="preserve"> är rödlistad som nära hotad och ingår i bilaga 1 i EU:s fågeldirektiv. Tretåig hackspett är för sin överlevnad beroende av kontinuerlig tillförsel av äldre döende och död ved, som sker genom naturliga självgallringsprocesser i äldre grannaturskogar och barrblandade naturskogar. Om en skog genom skogsbruk gallras eller glesas ur så upphör och uteblir i stort sett den naturliga självgallringsprocessen för mycket lång tid framöver vilket omöjliggör upprätthållandet av den kontinuerliga ekologiska funktionen i ett område. Det finns studier som visar att naturskogens självgallringsprocess som den tretåiga hackspetten är beroende av, inte kan ersättas med efterlämnad hänsyn i skogsbruket (Imbeau &amp; Desrochers, 2002). Storleken på häckningsreviret varierar med skogstypen, förekomsten av död ved och graden av fragmentering, men är i allmänhet i storleksordningen 25–100 hektar. Vintertid krävs ofta betydligt större områden och det finns studier som antyder att arten behöver minst 100 hektar äldre skog. I områden med låg bonitet kan det behövas över 200 hektar lämpligt habitat för att ett par ska kunna reproducera sig. Områden med dokumenterad permanent förekomst i naturskogsmiljöer har vanligen så stora naturvärden att skogsbruk är olämpligt. Tretåig hackspett är typisk art för </w:t>
+      </w:r>
+      <w:r>
+        <w:rPr>
+          <w:i/>
+        </w:rPr>
+        <w:t xml:space="preserve">9010 Taiga, 9740 Skogsbevuxen myr, 9030 Landhöjningsskog </w:t>
+      </w:r>
+      <w:r>
+        <w:t xml:space="preserve">och </w:t>
+      </w:r>
+      <w:r>
+        <w:rPr>
+          <w:i/>
+        </w:rPr>
+        <w:t>9040 Fjällbjörkskog</w:t>
+      </w:r>
+      <w:r>
+        <w:t xml:space="preserve"> (Skogsstyrelsen, 2016; SLU Artdatabanken, 2024).</w:t>
+      </w:r>
+    </w:p>
+    <w:p>
+      <w:r>
+        <w:rPr>
+          <w:b/>
+        </w:rPr>
         <w:t>Vedflamlav (NT)</w:t>
       </w:r>
       <w:r>
@@ -939,7 +968,7 @@
         <w:rPr>
           <w:i/>
         </w:rPr>
-        <w:t>I det avverkningsanmälda skogsområdet har 21 rödlistade arter och signalarter påträffats. Detta ska jämföras med Skogsstyrelsens uppföljning 2017 av nyckelbiotoper som visade att man i genomsnitt hittar 20,6 olika rödlistade arter och signalarter i en nyckelbiotop (Wijk, S. 2017. Biologisk mångfald i nyckelbiotoper – Resultat från inventeringen “Uppföljning biologisk mångfald” 2009–2015. Rapport 4/2017 Skogsstyrelsen, Jönköping).</w:t>
+        <w:t>I det avverkningsanmälda skogsområdet har 22 rödlistade arter och signalarter påträffats. Detta ska jämföras med Skogsstyrelsens uppföljning 2017 av nyckelbiotoper som visade att man i genomsnitt hittar 20,6 olika rödlistade arter och signalarter i en nyckelbiotop (Wijk, S. 2017. Biologisk mångfald i nyckelbiotoper – Resultat från inventeringen “Uppföljning biologisk mångfald” 2009–2015. Rapport 4/2017 Skogsstyrelsen, Jönköping).</w:t>
       </w:r>
     </w:p>
     <w:p>
@@ -968,7 +997,7 @@
         <w:rPr>
           <w:i/>
         </w:rPr>
-        <w:t>I det avverkningsanmälda skogsområdet har 32 naturvårdsarter varav 12 rödlistade arter sina livsmiljöer och växtplatser.</w:t>
+        <w:t>I det avverkningsanmälda skogsområdet har 33 naturvårdsarter varav 13 rödlistade arter sina livsmiljöer och växtplatser.</w:t>
       </w:r>
     </w:p>
     <w:p>
@@ -1288,6 +1317,207 @@
       </w:r>
       <w:r>
         <w:t>SLU Artdatabanken, Uppsala</w:t>
+      </w:r>
+    </w:p>
+    <w:p>
+      <w:pPr>
+        <w:pStyle w:val="Heading1"/>
+      </w:pPr>
+      <w:r>
+        <w:t>Tretåig hackspett – ekologi samt krav på livsmiljön</w:t>
+      </w:r>
+    </w:p>
+    <w:p>
+      <w:r>
+        <w:t xml:space="preserve">Tretåig hackspett (NT) är fridlyst enligt §4 Artskyddsförordningen och finns med som prioriterad art i Skogsstyrelsen vägledning för skogsbruket (bilaga 4 till SVL). I vägledningen står bland annat att: </w:t>
+      </w:r>
+      <w:r>
+        <w:rPr>
+          <w:i/>
+        </w:rPr>
+        <w:t xml:space="preserve">“Tretåig hackspett har stora arealkrav och höga krav på sin livsmiljö. Omdaningen av naturskogar till kulturskogar medför en förlust av viktiga miljöer, något som förstärks av ökad fragmentering till följd av avverkningar.” </w:t>
+      </w:r>
+      <w:r>
+        <w:t xml:space="preserve">Vidare att: </w:t>
+      </w:r>
+      <w:r>
+        <w:rPr>
+          <w:i/>
+        </w:rPr>
+        <w:t>“Områden med dokumenterad permanent förekomst i naturskogsmiljöer har vanligen så stora naturvärden att skogsbruk är olämpligt”</w:t>
+      </w:r>
+      <w:r>
+        <w:t xml:space="preserve"> (SLU Artdatabanken, 2024; Skogsstyrelsen, 2016)</w:t>
+      </w:r>
+      <w:r>
+        <w:rPr>
+          <w:i/>
+        </w:rPr>
+        <w:t>.</w:t>
+      </w:r>
+    </w:p>
+    <w:p>
+      <w:r>
+        <w:t>Tretåig hackspett är beroende av större sammanhängande naturskogar med kontinuerlig tillgång och nybildning av död ved och fragmentering av livsmiljöerna utgör ett stort hot mot arten (se exempelvis Stachura-Skierczynska et al., 2009; Wesolowski et al., 2005; Butler et al., 2004; Pakkala et al., 2002; Amcoff et al., 1996; Virkkala, 1991). Det finns studier som visar att naturskogens självgallringsprocess som den tretåiga hackspetten är beroende av, inte kan ersättas med efterlämnad hänsyn i skogsbruket (Imbeau &amp; Desrochers, 2002).</w:t>
+      </w:r>
+    </w:p>
+    <w:p>
+      <w:r>
+        <w:t>Permanenta revir av tretåig hackspett karaktäriseras ofta av artens typiska ringformigt ordnade hackmärken på framför allt gamla granar. För att säkerställa att inte revir av tretåig hackspett drabbas av avverkningsplanerna bör en inventering göras i området både under häckningstid och under vintern, då arten utnyttjar betydligt större områden än under sommarens häckningsrevir. Storleken på häckningsreviret varierar med skogstypen, förekomsten av död ved och graden av fragmentering, men är i allmänhet i storleksordningen 25–100 hektar (SLU Artdatabanken, 2024; Skogsstyrelsen, 2016).</w:t>
+      </w:r>
+    </w:p>
+    <w:p>
+      <w:r>
+        <w:t xml:space="preserve">Förutom fridlysning enligt §4 Artskyddsförordningen är tretåig hackspett även förtecknad i EU:s fågeldirektiv bilaga 1. Den är typisk art för </w:t>
+      </w:r>
+      <w:r>
+        <w:rPr>
+          <w:i/>
+        </w:rPr>
+        <w:t xml:space="preserve">9010 Taiga, 9740 Skogsbevuxen myr, 9030 Landhöjningsskog </w:t>
+      </w:r>
+      <w:r>
+        <w:t xml:space="preserve">och </w:t>
+      </w:r>
+      <w:r>
+        <w:rPr>
+          <w:i/>
+        </w:rPr>
+        <w:t>9040 Fjällbjörkskog</w:t>
+      </w:r>
+      <w:r>
+        <w:t xml:space="preserve"> samt ingår i Natura 2000 och är förtecknad i Bernkonventionen bilaga II (strikt skyddade djurarter) (SLU Artdatabanken, 2024; Skogsstyrelsen, 2016).</w:t>
+      </w:r>
+    </w:p>
+    <w:p>
+      <w:pPr>
+        <w:pStyle w:val="Heading2"/>
+      </w:pPr>
+      <w:r>
+        <w:t>Referenser – tretåig hackspett</w:t>
+      </w:r>
+    </w:p>
+    <w:p>
+      <w:r>
+        <w:t xml:space="preserve">Amcoff, M. &amp; Eriksson, P. 1996. </w:t>
+      </w:r>
+      <w:r>
+        <w:rPr>
+          <w:i/>
+        </w:rPr>
+        <w:t xml:space="preserve">Förekomst av tretåig hackspett Picoides tridactylus på bestånds- och landskapsnivå. </w:t>
+      </w:r>
+      <w:r>
+        <w:t>Ornis Svecica 6: 107–119.</w:t>
+      </w:r>
+    </w:p>
+    <w:p>
+      <w:r>
+        <w:t xml:space="preserve">Butler, R., Angelstam, P., Ekelund, P. &amp; Schlaeffer, R. 2004. </w:t>
+      </w:r>
+      <w:r>
+        <w:rPr>
+          <w:i/>
+        </w:rPr>
+        <w:t xml:space="preserve">Dead wood threshold values for the three-toed woodpecker presence in boreal and sub-Alpine forest. </w:t>
+      </w:r>
+      <w:r>
+        <w:t>Biological conservation 119(3): 305–318.</w:t>
+      </w:r>
+    </w:p>
+    <w:p>
+      <w:r>
+        <w:t xml:space="preserve">Imbeau, L. &amp; Desrochers, A. 2002. </w:t>
+      </w:r>
+      <w:r>
+        <w:rPr>
+          <w:i/>
+        </w:rPr>
+        <w:t xml:space="preserve">Foraging Ecology and Use of Drumming Trees by Three-Toed Woodpeckers. </w:t>
+      </w:r>
+      <w:r>
+        <w:t>The Journal of Wildlife Management. Vol. 66, No. 1 (Jan., 2002), pp. 222–231.</w:t>
+      </w:r>
+    </w:p>
+    <w:p>
+      <w:r>
+        <w:t xml:space="preserve">Pakkala, T., Hanski, I. &amp; Tomppo, E. 2002. </w:t>
+      </w:r>
+      <w:r>
+        <w:rPr>
+          <w:i/>
+        </w:rPr>
+        <w:t xml:space="preserve">Spatial ecology of the three-toed woodpecker in managed forest landscapes. </w:t>
+      </w:r>
+      <w:r>
+        <w:t>Silva Fennica 36(1): 279–288.</w:t>
+      </w:r>
+    </w:p>
+    <w:p>
+      <w:r>
+        <w:t xml:space="preserve">Skogsstyrelsen, 2016. </w:t>
+      </w:r>
+      <w:r>
+        <w:rPr>
+          <w:i/>
+        </w:rPr>
+        <w:t>Vägledning för hänsyn till fåglar – Tretåig hackspett.</w:t>
+      </w:r>
+    </w:p>
+    <w:p>
+      <w:r>
+        <w:t xml:space="preserve">SLU Artdatabanken, 2024. </w:t>
+      </w:r>
+      <w:r>
+        <w:rPr>
+          <w:i/>
+        </w:rPr>
+        <w:t xml:space="preserve">Artfaktablad. Naturvård – artfakta. </w:t>
+      </w:r>
+      <w:r>
+        <w:t>SLU Artdatabanken, Uppsala.</w:t>
+      </w:r>
+    </w:p>
+    <w:p>
+      <w:r>
+        <w:t xml:space="preserve">Stachura-Skierczynska, K., Tumiel, T. &amp; Skierczynski, M. 2009. </w:t>
+      </w:r>
+      <w:r>
+        <w:rPr>
+          <w:i/>
+        </w:rPr>
+        <w:t xml:space="preserve">Habitat prediction model for three-toed woodpecker and its implications for the conservation of biologically valuable forests. </w:t>
+      </w:r>
+      <w:r>
+        <w:t>Forest Ecology and Management 258(5): 697–703.</w:t>
+      </w:r>
+    </w:p>
+    <w:p>
+      <w:r>
+        <w:t xml:space="preserve">Virkkala, R. 1991. </w:t>
+      </w:r>
+      <w:r>
+        <w:rPr>
+          <w:i/>
+        </w:rPr>
+        <w:t xml:space="preserve">Population trends of forest birds in a Finnish Lapland landscape of large habitat blocks – Consequences of stochastic environmental variation or regional habitat alteration. </w:t>
+      </w:r>
+      <w:r>
+        <w:t>Biological conservation 56(2): 223–240.</w:t>
+      </w:r>
+    </w:p>
+    <w:p>
+      <w:r>
+        <w:t xml:space="preserve">Wesolowski, T., Czeszczewik, D. &amp; Rowinski, P. 2005. </w:t>
+      </w:r>
+      <w:r>
+        <w:rPr>
+          <w:i/>
+        </w:rPr>
+        <w:t xml:space="preserve">Effects of forest management on Three-toed Woodpecker Picoides tridactylus distribution in the Bialowieza Forest (NE Poland): conservation implications. </w:t>
+      </w:r>
+      <w:r>
+        <w:t>Acta Ornithologica 40(1): 53–60.</w:t>
       </w:r>
     </w:p>
     <w:p>
@@ -1753,7 +1983,7 @@
     <w:r>
       <w:tab/>
       <w:tab/>
-      <w:t>2026-09-18</w:t>
+      <w:t>2026-09-19</w:t>
       <w:br/>
       <w:br/>
     </w:r>

--- a/klagomål/A 20531-2025 FSC-klagomål.docx
+++ b/klagomål/A 20531-2025 FSC-klagomål.docx
@@ -1983,7 +1983,7 @@
     <w:r>
       <w:tab/>
       <w:tab/>
-      <w:t>2026-09-19</w:t>
+      <w:t>2026-09-21</w:t>
       <w:br/>
       <w:br/>
     </w:r>

--- a/klagomål/A 20531-2025 FSC-klagomål.docx
+++ b/klagomål/A 20531-2025 FSC-klagomål.docx
@@ -1983,7 +1983,7 @@
     <w:r>
       <w:tab/>
       <w:tab/>
-      <w:t>2026-09-21</w:t>
+      <w:t>2026-09-23</w:t>
       <w:br/>
       <w:br/>
     </w:r>

--- a/klagomål/A 20531-2025 FSC-klagomål.docx
+++ b/klagomål/A 20531-2025 FSC-klagomål.docx
@@ -1983,7 +1983,7 @@
     <w:r>
       <w:tab/>
       <w:tab/>
-      <w:t>2026-09-23</w:t>
+      <w:t>2026-09-24</w:t>
       <w:br/>
       <w:br/>
     </w:r>

--- a/klagomål/A 20531-2025 FSC-klagomål.docx
+++ b/klagomål/A 20531-2025 FSC-klagomål.docx
@@ -1983,7 +1983,7 @@
     <w:r>
       <w:tab/>
       <w:tab/>
-      <w:t>2026-09-24</w:t>
+      <w:t>2026-09-25</w:t>
       <w:br/>
       <w:br/>
     </w:r>

--- a/klagomål/A 20531-2025 FSC-klagomål.docx
+++ b/klagomål/A 20531-2025 FSC-klagomål.docx
@@ -1983,7 +1983,7 @@
     <w:r>
       <w:tab/>
       <w:tab/>
-      <w:t>2026-09-25</w:t>
+      <w:t>2026-09-26</w:t>
       <w:br/>
       <w:br/>
     </w:r>

--- a/klagomål/A 20531-2025 FSC-klagomål.docx
+++ b/klagomål/A 20531-2025 FSC-klagomål.docx
@@ -1983,7 +1983,7 @@
     <w:r>
       <w:tab/>
       <w:tab/>
-      <w:t>2026-09-26</w:t>
+      <w:t>2026-09-27</w:t>
       <w:br/>
       <w:br/>
     </w:r>

--- a/klagomål/A 20531-2025 FSC-klagomål.docx
+++ b/klagomål/A 20531-2025 FSC-klagomål.docx
@@ -1983,7 +1983,7 @@
     <w:r>
       <w:tab/>
       <w:tab/>
-      <w:t>2026-09-27</w:t>
+      <w:t>2026-09-28</w:t>
       <w:br/>
       <w:br/>
     </w:r>

--- a/klagomål/A 20531-2025 FSC-klagomål.docx
+++ b/klagomål/A 20531-2025 FSC-klagomål.docx
@@ -1983,7 +1983,7 @@
     <w:r>
       <w:tab/>
       <w:tab/>
-      <w:t>2026-09-28</w:t>
+      <w:t>2026-09-29</w:t>
       <w:br/>
       <w:br/>
     </w:r>

--- a/klagomål/A 20531-2025 FSC-klagomål.docx
+++ b/klagomål/A 20531-2025 FSC-klagomål.docx
@@ -1983,7 +1983,7 @@
     <w:r>
       <w:tab/>
       <w:tab/>
-      <w:t>2026-09-29</w:t>
+      <w:t>2026-09-30</w:t>
       <w:br/>
       <w:br/>
     </w:r>

--- a/klagomål/A 20531-2025 FSC-klagomål.docx
+++ b/klagomål/A 20531-2025 FSC-klagomål.docx
@@ -1983,7 +1983,7 @@
     <w:r>
       <w:tab/>
       <w:tab/>
-      <w:t>2026-09-30</w:t>
+      <w:t>2026-10-01</w:t>
       <w:br/>
       <w:br/>
     </w:r>

--- a/klagomål/A 20531-2025 FSC-klagomål.docx
+++ b/klagomål/A 20531-2025 FSC-klagomål.docx
@@ -1983,7 +1983,7 @@
     <w:r>
       <w:tab/>
       <w:tab/>
-      <w:t>2026-10-01</w:t>
+      <w:t>2026-10-02</w:t>
       <w:br/>
       <w:br/>
     </w:r>

--- a/klagomål/A 20531-2025 FSC-klagomål.docx
+++ b/klagomål/A 20531-2025 FSC-klagomål.docx
@@ -1983,7 +1983,7 @@
     <w:r>
       <w:tab/>
       <w:tab/>
-      <w:t>2026-10-02</w:t>
+      <w:t>2026-10-03</w:t>
       <w:br/>
       <w:br/>
     </w:r>

--- a/klagomål/A 20531-2025 FSC-klagomål.docx
+++ b/klagomål/A 20531-2025 FSC-klagomål.docx
@@ -1983,7 +1983,7 @@
     <w:r>
       <w:tab/>
       <w:tab/>
-      <w:t>2026-10-03</w:t>
+      <w:t>2026-10-04</w:t>
       <w:br/>
       <w:br/>
     </w:r>

--- a/klagomål/A 20531-2025 FSC-klagomål.docx
+++ b/klagomål/A 20531-2025 FSC-klagomål.docx
@@ -1983,7 +1983,7 @@
     <w:r>
       <w:tab/>
       <w:tab/>
-      <w:t>2026-10-04</w:t>
+      <w:t>2026-10-05</w:t>
       <w:br/>
       <w:br/>
     </w:r>

--- a/klagomål/A 20531-2025 FSC-klagomål.docx
+++ b/klagomål/A 20531-2025 FSC-klagomål.docx
@@ -1983,7 +1983,7 @@
     <w:r>
       <w:tab/>
       <w:tab/>
-      <w:t>2026-10-05</w:t>
+      <w:t>2026-10-06</w:t>
       <w:br/>
       <w:br/>
     </w:r>

--- a/klagomål/A 20531-2025 FSC-klagomål.docx
+++ b/klagomål/A 20531-2025 FSC-klagomål.docx
@@ -1983,7 +1983,7 @@
     <w:r>
       <w:tab/>
       <w:tab/>
-      <w:t>2026-10-06</w:t>
+      <w:t>2026-10-07</w:t>
       <w:br/>
       <w:br/>
     </w:r>

--- a/klagomål/A 20531-2025 FSC-klagomål.docx
+++ b/klagomål/A 20531-2025 FSC-klagomål.docx
@@ -1983,7 +1983,7 @@
     <w:r>
       <w:tab/>
       <w:tab/>
-      <w:t>2026-10-07</w:t>
+      <w:t>2026-10-08</w:t>
       <w:br/>
       <w:br/>
     </w:r>

--- a/klagomål/A 20531-2025 FSC-klagomål.docx
+++ b/klagomål/A 20531-2025 FSC-klagomål.docx
@@ -1983,7 +1983,7 @@
     <w:r>
       <w:tab/>
       <w:tab/>
-      <w:t>2026-10-08</w:t>
+      <w:t>2026-10-09</w:t>
       <w:br/>
       <w:br/>
     </w:r>

--- a/klagomål/A 20531-2025 FSC-klagomål.docx
+++ b/klagomål/A 20531-2025 FSC-klagomål.docx
@@ -1983,7 +1983,7 @@
     <w:r>
       <w:tab/>
       <w:tab/>
-      <w:t>2026-10-09</w:t>
+      <w:t>2026-10-10</w:t>
       <w:br/>
       <w:br/>
     </w:r>

--- a/klagomål/A 20531-2025 FSC-klagomål.docx
+++ b/klagomål/A 20531-2025 FSC-klagomål.docx
@@ -1983,7 +1983,7 @@
     <w:r>
       <w:tab/>
       <w:tab/>
-      <w:t>2026-10-10</w:t>
+      <w:t>2026-10-11</w:t>
       <w:br/>
       <w:br/>
     </w:r>

--- a/klagomål/A 20531-2025 FSC-klagomål.docx
+++ b/klagomål/A 20531-2025 FSC-klagomål.docx
@@ -1983,7 +1983,7 @@
     <w:r>
       <w:tab/>
       <w:tab/>
-      <w:t>2026-10-11</w:t>
+      <w:t>2026-10-12</w:t>
       <w:br/>
       <w:br/>
     </w:r>

--- a/klagomål/A 20531-2025 FSC-klagomål.docx
+++ b/klagomål/A 20531-2025 FSC-klagomål.docx
@@ -1983,7 +1983,7 @@
     <w:r>
       <w:tab/>
       <w:tab/>
-      <w:t>2026-10-12</w:t>
+      <w:t>2026-10-13</w:t>
       <w:br/>
       <w:br/>
     </w:r>

--- a/klagomål/A 20531-2025 FSC-klagomål.docx
+++ b/klagomål/A 20531-2025 FSC-klagomål.docx
@@ -1983,7 +1983,7 @@
     <w:r>
       <w:tab/>
       <w:tab/>
-      <w:t>2026-10-13</w:t>
+      <w:t>2026-10-14</w:t>
       <w:br/>
       <w:br/>
     </w:r>

--- a/klagomål/A 20531-2025 FSC-klagomål.docx
+++ b/klagomål/A 20531-2025 FSC-klagomål.docx
@@ -1983,7 +1983,7 @@
     <w:r>
       <w:tab/>
       <w:tab/>
-      <w:t>2026-10-14</w:t>
+      <w:t>2026-10-15</w:t>
       <w:br/>
       <w:br/>
     </w:r>

--- a/klagomål/A 20531-2025 FSC-klagomål.docx
+++ b/klagomål/A 20531-2025 FSC-klagomål.docx
@@ -1983,7 +1983,7 @@
     <w:r>
       <w:tab/>
       <w:tab/>
-      <w:t>2026-10-15</w:t>
+      <w:t>2026-10-16</w:t>
       <w:br/>
       <w:br/>
     </w:r>

--- a/klagomål/A 20531-2025 FSC-klagomål.docx
+++ b/klagomål/A 20531-2025 FSC-klagomål.docx
@@ -1983,7 +1983,7 @@
     <w:r>
       <w:tab/>
       <w:tab/>
-      <w:t>2026-10-16</w:t>
+      <w:t>2026-10-17</w:t>
       <w:br/>
       <w:br/>
     </w:r>

--- a/klagomål/A 20531-2025 FSC-klagomål.docx
+++ b/klagomål/A 20531-2025 FSC-klagomål.docx
@@ -1983,7 +1983,7 @@
     <w:r>
       <w:tab/>
       <w:tab/>
-      <w:t>2026-10-17</w:t>
+      <w:t>2026-10-18</w:t>
       <w:br/>
       <w:br/>
     </w:r>

--- a/klagomål/A 20531-2025 FSC-klagomål.docx
+++ b/klagomål/A 20531-2025 FSC-klagomål.docx
@@ -1983,7 +1983,7 @@
     <w:r>
       <w:tab/>
       <w:tab/>
-      <w:t>2026-10-18</w:t>
+      <w:t>2026-10-19</w:t>
       <w:br/>
       <w:br/>
     </w:r>

--- a/klagomål/A 20531-2025 FSC-klagomål.docx
+++ b/klagomål/A 20531-2025 FSC-klagomål.docx
@@ -1983,7 +1983,7 @@
     <w:r>
       <w:tab/>
       <w:tab/>
-      <w:t>2026-10-19</w:t>
+      <w:t>2026-10-20</w:t>
       <w:br/>
       <w:br/>
     </w:r>

--- a/klagomål/A 20531-2025 FSC-klagomål.docx
+++ b/klagomål/A 20531-2025 FSC-klagomål.docx
@@ -1983,7 +1983,7 @@
     <w:r>
       <w:tab/>
       <w:tab/>
-      <w:t>2026-10-20</w:t>
+      <w:t>2026-10-21</w:t>
       <w:br/>
       <w:br/>
     </w:r>

--- a/klagomål/A 20531-2025 FSC-klagomål.docx
+++ b/klagomål/A 20531-2025 FSC-klagomål.docx
@@ -1983,7 +1983,7 @@
     <w:r>
       <w:tab/>
       <w:tab/>
-      <w:t>2026-10-21</w:t>
+      <w:t>2026-10-22</w:t>
       <w:br/>
       <w:br/>
     </w:r>

--- a/klagomål/A 20531-2025 FSC-klagomål.docx
+++ b/klagomål/A 20531-2025 FSC-klagomål.docx
@@ -1983,7 +1983,7 @@
     <w:r>
       <w:tab/>
       <w:tab/>
-      <w:t>2026-10-22</w:t>
+      <w:t>2026-10-23</w:t>
       <w:br/>
       <w:br/>
     </w:r>

--- a/klagomål/A 20531-2025 FSC-klagomål.docx
+++ b/klagomål/A 20531-2025 FSC-klagomål.docx
@@ -1983,7 +1983,7 @@
     <w:r>
       <w:tab/>
       <w:tab/>
-      <w:t>2026-10-23</w:t>
+      <w:t>2026-10-24</w:t>
       <w:br/>
       <w:br/>
     </w:r>

--- a/klagomål/A 20531-2025 FSC-klagomål.docx
+++ b/klagomål/A 20531-2025 FSC-klagomål.docx
@@ -1983,7 +1983,7 @@
     <w:r>
       <w:tab/>
       <w:tab/>
-      <w:t>2026-10-24</w:t>
+      <w:t>2026-10-25</w:t>
       <w:br/>
       <w:br/>
     </w:r>

--- a/klagomål/A 20531-2025 FSC-klagomål.docx
+++ b/klagomål/A 20531-2025 FSC-klagomål.docx
@@ -1983,7 +1983,7 @@
     <w:r>
       <w:tab/>
       <w:tab/>
-      <w:t>2026-10-25</w:t>
+      <w:t>2026-10-26</w:t>
       <w:br/>
       <w:br/>
     </w:r>

--- a/klagomål/A 20531-2025 FSC-klagomål.docx
+++ b/klagomål/A 20531-2025 FSC-klagomål.docx
@@ -1983,7 +1983,7 @@
     <w:r>
       <w:tab/>
       <w:tab/>
-      <w:t>2026-10-26</w:t>
+      <w:t>2026-10-27</w:t>
       <w:br/>
       <w:br/>
     </w:r>

--- a/klagomål/A 20531-2025 FSC-klagomål.docx
+++ b/klagomål/A 20531-2025 FSC-klagomål.docx
@@ -1983,7 +1983,7 @@
     <w:r>
       <w:tab/>
       <w:tab/>
-      <w:t>2026-10-27</w:t>
+      <w:t>2026-10-28</w:t>
       <w:br/>
       <w:br/>
     </w:r>

--- a/klagomål/A 20531-2025 FSC-klagomål.docx
+++ b/klagomål/A 20531-2025 FSC-klagomål.docx
@@ -1983,7 +1983,7 @@
     <w:r>
       <w:tab/>
       <w:tab/>
-      <w:t>2026-10-28</w:t>
+      <w:t>2026-10-29</w:t>
       <w:br/>
       <w:br/>
     </w:r>

--- a/klagomål/A 20531-2025 FSC-klagomål.docx
+++ b/klagomål/A 20531-2025 FSC-klagomål.docx
@@ -1983,7 +1983,7 @@
     <w:r>
       <w:tab/>
       <w:tab/>
-      <w:t>2026-10-29</w:t>
+      <w:t>2026-10-31</w:t>
       <w:br/>
       <w:br/>
     </w:r>
